--- a/downloads/6-implementation.docx
+++ b/downloads/6-implementation.docx
@@ -987,7 +987,7 @@
           <w:sz w:val="20"/>
           <w:szCs w:val="20"/>
         </w:rPr>
-        <w:t xml:space="preserve">This document defines the implementation plan for the CoffCo in-room hotel coffee machine MVP. The system will not be fully manufactured on this programme — the objective is to demonstrate to Vacation Stables and investors that the design is sufficiently mature and de-risked to support investment commitment and proceed to physical build. The plan describes the prototype/MVP approach, make/buy decisions, key suppliers, required resources, and the link to the Design for Reliability theme.</w:t>
+        <w:t xml:space="preserve">This document defines the implementation plan for the CoffCo in-room hotel coffee machine MVP. The system will not be fully manufactured on this programme — the objective is to demonstrate to Vacation Stables and investors that the design is sufficiently mature and de-risked to support investment commitment and proceed to physical build. The plan describes the prototype/MVP approach, make/buy decisions, key suppliers, required resources, and the link to the Through Life Support theme.</w:t>
       </w:r>
     </w:p>
     <w:p>
@@ -2148,7 +2148,7 @@
           <w:sz w:val="20"/>
           <w:szCs w:val="20"/>
         </w:rPr>
-        <w:t xml:space="preserve">The make/buy strategy is governed by the Design for Reliability theme: COTS components from established, multi-sourced, pre-certified suppliers reduce technical risk, reduce certification burden, and provide proven reliability data. Bespoke design is applied only where no COTS option meets the functional or interface requirement.</w:t>
+        <w:t xml:space="preserve">The make/buy strategy is governed by the Through Life Support theme: COTS components from established, multi-sourced, pre-certified suppliers reduce technical risk, reduce certification burden, and provide proven reliability data. Bespoke design is applied only where no COTS option meets the functional or interface requirement.</w:t>
       </w:r>
     </w:p>
     <w:p>
@@ -5041,7 +5041,7 @@
           <w:sz w:val="32"/>
           <w:szCs w:val="32"/>
         </w:rPr>
-        <w:t xml:space="preserve">5. Design for Reliability — Implementation Linkage</w:t>
+        <w:t xml:space="preserve">5. Through Life Support — Implementation Linkage</w:t>
       </w:r>
     </w:p>
     <w:p>
@@ -5055,7 +5055,7 @@
           <w:sz w:val="20"/>
           <w:szCs w:val="20"/>
         </w:rPr>
-        <w:t xml:space="preserve">The make/buy strategy directly expresses the Design for Reliability theme. Every supplier and component choice is evaluated against its reliability impact.</w:t>
+        <w:t xml:space="preserve">The make/buy strategy directly expresses the Through Life Support theme. Every supplier and component choice is evaluated against its reliability impact.</w:t>
       </w:r>
     </w:p>
     <w:p>
